--- a/DM/Assignments/Assignment 03.docx
+++ b/DM/Assignments/Assignment 03.docx
@@ -1,6 +1,6 @@
 
 <file path=word/document.xml><?xml version="1.0" encoding="utf-8"?>
-<w:document xmlns:wpc="http://schemas.microsoft.com/office/word/2010/wordprocessingCanvas" xmlns:cx="http://schemas.microsoft.com/office/drawing/2014/chartex" xmlns:cx1="http://schemas.microsoft.com/office/drawing/2015/9/8/chartex" xmlns:cx2="http://schemas.microsoft.com/office/drawing/2015/10/21/chartex" xmlns:cx3="http://schemas.microsoft.com/office/drawing/2016/5/9/chartex" xmlns:cx4="http://schemas.microsoft.com/office/drawing/2016/5/10/chartex" xmlns:cx5="http://schemas.microsoft.com/office/drawing/2016/5/11/chartex" xmlns:cx6="http://schemas.microsoft.com/office/drawing/2016/5/12/chartex" xmlns:cx7="http://schemas.microsoft.com/office/drawing/2016/5/13/chartex" xmlns:cx8="http://schemas.microsoft.com/office/drawing/2016/5/14/chartex" xmlns:mc="http://schemas.openxmlformats.org/markup-compatibility/2006" xmlns:aink="http://schemas.microsoft.com/office/drawing/2016/ink" xmlns:am3d="http://schemas.microsoft.com/office/drawing/2017/model3d" xmlns:o="urn:schemas-microsoft-com:office:office" xmlns:r="http://schemas.openxmlformats.org/officeDocument/2006/relationships" xmlns:m="http://schemas.openxmlformats.org/officeDocument/2006/math" xmlns:v="urn:schemas-microsoft-com:vml" xmlns:wp14="http://schemas.microsoft.com/office/word/2010/wordprocessingDrawing" xmlns:wp="http://schemas.openxmlformats.org/drawingml/2006/wordprocessingDrawing" xmlns:w10="urn:schemas-microsoft-com:office:word" xmlns:w="http://schemas.openxmlformats.org/wordprocessingml/2006/main" xmlns:w14="http://schemas.microsoft.com/office/word/2010/wordml" xmlns:w15="http://schemas.microsoft.com/office/word/2012/wordml" xmlns:w16cex="http://schemas.microsoft.com/office/word/2018/wordml/cex" xmlns:w16cid="http://schemas.microsoft.com/office/word/2016/wordml/cid" xmlns:w16="http://schemas.microsoft.com/office/word/2018/wordml" xmlns:w16sdtdh="http://schemas.microsoft.com/office/word/2020/wordml/sdtdatahash" xmlns:w16se="http://schemas.microsoft.com/office/word/2015/wordml/symex" xmlns:wpg="http://schemas.microsoft.com/office/word/2010/wordprocessingGroup" xmlns:wpi="http://schemas.microsoft.com/office/word/2010/wordprocessingInk" xmlns:wne="http://schemas.microsoft.com/office/word/2006/wordml" xmlns:wps="http://schemas.microsoft.com/office/word/2010/wordprocessingShape" mc:Ignorable="w14 w15 w16se w16cid w16 w16cex w16sdtdh wp14">
+<w:document xmlns:wpc="http://schemas.microsoft.com/office/word/2010/wordprocessingCanvas" xmlns:cx="http://schemas.microsoft.com/office/drawing/2014/chartex" xmlns:cx1="http://schemas.microsoft.com/office/drawing/2015/9/8/chartex" xmlns:cx2="http://schemas.microsoft.com/office/drawing/2015/10/21/chartex" xmlns:cx3="http://schemas.microsoft.com/office/drawing/2016/5/9/chartex" xmlns:cx4="http://schemas.microsoft.com/office/drawing/2016/5/10/chartex" xmlns:cx5="http://schemas.microsoft.com/office/drawing/2016/5/11/chartex" xmlns:cx6="http://schemas.microsoft.com/office/drawing/2016/5/12/chartex" xmlns:cx7="http://schemas.microsoft.com/office/drawing/2016/5/13/chartex" xmlns:cx8="http://schemas.microsoft.com/office/drawing/2016/5/14/chartex" xmlns:mc="http://schemas.openxmlformats.org/markup-compatibility/2006" xmlns:aink="http://schemas.microsoft.com/office/drawing/2016/ink" xmlns:am3d="http://schemas.microsoft.com/office/drawing/2017/model3d" xmlns:o="urn:schemas-microsoft-com:office:office" xmlns:oel="http://schemas.microsoft.com/office/2019/extlst" xmlns:r="http://schemas.openxmlformats.org/officeDocument/2006/relationships" xmlns:m="http://schemas.openxmlformats.org/officeDocument/2006/math" xmlns:v="urn:schemas-microsoft-com:vml" xmlns:wp14="http://schemas.microsoft.com/office/word/2010/wordprocessingDrawing" xmlns:wp="http://schemas.openxmlformats.org/drawingml/2006/wordprocessingDrawing" xmlns:w10="urn:schemas-microsoft-com:office:word" xmlns:w="http://schemas.openxmlformats.org/wordprocessingml/2006/main" xmlns:w14="http://schemas.microsoft.com/office/word/2010/wordml" xmlns:w15="http://schemas.microsoft.com/office/word/2012/wordml" xmlns:w16cex="http://schemas.microsoft.com/office/word/2018/wordml/cex" xmlns:w16cid="http://schemas.microsoft.com/office/word/2016/wordml/cid" xmlns:w16="http://schemas.microsoft.com/office/word/2018/wordml" xmlns:w16du="http://schemas.microsoft.com/office/word/2023/wordml/word16du" xmlns:w16sdtdh="http://schemas.microsoft.com/office/word/2020/wordml/sdtdatahash" xmlns:w16sdtfl="http://schemas.microsoft.com/office/word/2024/wordml/sdtformatlock" xmlns:w16se="http://schemas.microsoft.com/office/word/2015/wordml/symex" xmlns:wpg="http://schemas.microsoft.com/office/word/2010/wordprocessingGroup" xmlns:wpi="http://schemas.microsoft.com/office/word/2010/wordprocessingInk" xmlns:wne="http://schemas.microsoft.com/office/word/2006/wordml" xmlns:wps="http://schemas.microsoft.com/office/word/2010/wordprocessingShape" mc:Ignorable="w14 w15 w16se w16cid w16 w16cex w16sdtdh w16sdtfl w16du wp14">
   <w:body>
     <w:p>
       <w:pPr>
@@ -12,7 +12,10 @@
     </w:p>
     <w:p>
       <w:r>
-        <w:t>Course Code: CS3151</w:t>
+        <w:t xml:space="preserve">Course Code: </w:t>
+      </w:r>
+      <w:r>
+        <w:t>Data Science</w:t>
       </w:r>
     </w:p>
     <w:p>
@@ -22,17 +25,15 @@
     </w:p>
     <w:p>
       <w:r>
-        <w:t>CLO: CLO3 – Analyze artificial intelligence techniques for practical problem-solving</w:t>
-      </w:r>
-    </w:p>
-    <w:p>
-      <w:r>
         <w:t>Total Marks: 20</w:t>
       </w:r>
     </w:p>
     <w:p>
       <w:r>
-        <w:t>Submission Deadline: 28-06-2025</w:t>
+        <w:t xml:space="preserve">Submission Deadline: </w:t>
+      </w:r>
+      <w:r>
+        <w:t>13-03-2026</w:t>
       </w:r>
     </w:p>
     <w:p>
@@ -45,10 +46,7 @@
     </w:p>
     <w:p>
       <w:r>
-        <w:t>Naive Bayes is a probabilistic classifier based on Bayes’ theorem. It is widely used in natural language processing tasks such as spam detection, topic classification, and sentiment analysis. In this assignment, you will apply the</w:t>
-      </w:r>
-      <w:r>
-        <w:t xml:space="preserve"> Naive Bayes algorithm to a small corpus for sentiment classification.</w:t>
+        <w:t>Naive Bayes is a probabilistic classifier based on Bayes’ theorem. It is widely used in natural language processing tasks such as spam detection, topic classification, and sentiment analysis. In this assignment, you will apply the Naive Bayes algorithm to a small corpus for sentiment classification.</w:t>
       </w:r>
     </w:p>
     <w:p>
@@ -124,10 +122,7 @@
           </w:tcPr>
           <w:p>
             <w:r>
-              <w:t xml:space="preserve">The </w:t>
-            </w:r>
-            <w:r>
-              <w:t>film was boring and too long.</w:t>
+              <w:t>The film was boring and too long.</w:t>
             </w:r>
           </w:p>
         </w:tc>
@@ -236,10 +231,7 @@
         <w:pStyle w:val="Heading1"/>
       </w:pPr>
       <w:r>
-        <w:t xml:space="preserve">Instructions and </w:t>
-      </w:r>
-      <w:r>
-        <w:t>Questions:</w:t>
+        <w:t>Instructions and Questions:</w:t>
       </w:r>
     </w:p>
     <w:p>
@@ -263,7 +255,6 @@
         <w:pStyle w:val="ListBullet"/>
       </w:pPr>
       <w:r>
-        <w:lastRenderedPageBreak/>
         <w:t>b. Why is the Naive Bayes classifier considered 'naive'?</w:t>
       </w:r>
     </w:p>
@@ -272,6 +263,7 @@
         <w:pStyle w:val="Heading2"/>
       </w:pPr>
       <w:r>
+        <w:lastRenderedPageBreak/>
         <w:t>Q2. Preprocessing (4 marks)</w:t>
       </w:r>
     </w:p>
@@ -280,10 +272,7 @@
         <w:pStyle w:val="ListBullet"/>
       </w:pPr>
       <w:r>
-        <w:t>a. Tokenize the reviews and remove stop wor</w:t>
-      </w:r>
-      <w:r>
-        <w:t>ds.</w:t>
+        <w:t>a. Tokenize the reviews and remove stop words.</w:t>
       </w:r>
     </w:p>
     <w:p>
@@ -315,10 +304,7 @@
         <w:pStyle w:val="ListBullet"/>
       </w:pPr>
       <w:r>
-        <w:t>b. Compute the conditional probabilities (likelihood) of a few selected words for each class usi</w:t>
-      </w:r>
-      <w:r>
-        <w:t>ng Laplace smoothing.</w:t>
+        <w:t>b. Compute the conditional probabilities (likelihood) of a few selected words for each class using Laplace smoothing.</w:t>
       </w:r>
     </w:p>
     <w:p>
@@ -342,10 +328,13 @@
         <w:pStyle w:val="ListBullet"/>
       </w:pPr>
       <w:r>
-        <w:t>b. Show all intermediate steps including tokenization and probability calculation</w:t>
+        <w:t>b. Show all intermediate steps</w:t>
       </w:r>
       <w:r>
-        <w:t>.</w:t>
+        <w:t>,</w:t>
+      </w:r>
+      <w:r>
+        <w:t xml:space="preserve"> including tokenization and probability calculation.</w:t>
       </w:r>
     </w:p>
     <w:p>
@@ -383,7 +372,7 @@
 </file>
 
 <file path=word/numbering.xml><?xml version="1.0" encoding="utf-8"?>
-<w:numbering xmlns:wpc="http://schemas.microsoft.com/office/word/2010/wordprocessingCanvas" xmlns:cx="http://schemas.microsoft.com/office/drawing/2014/chartex" xmlns:cx1="http://schemas.microsoft.com/office/drawing/2015/9/8/chartex" xmlns:cx2="http://schemas.microsoft.com/office/drawing/2015/10/21/chartex" xmlns:cx3="http://schemas.microsoft.com/office/drawing/2016/5/9/chartex" xmlns:cx4="http://schemas.microsoft.com/office/drawing/2016/5/10/chartex" xmlns:cx5="http://schemas.microsoft.com/office/drawing/2016/5/11/chartex" xmlns:cx6="http://schemas.microsoft.com/office/drawing/2016/5/12/chartex" xmlns:cx7="http://schemas.microsoft.com/office/drawing/2016/5/13/chartex" xmlns:cx8="http://schemas.microsoft.com/office/drawing/2016/5/14/chartex" xmlns:mc="http://schemas.openxmlformats.org/markup-compatibility/2006" xmlns:aink="http://schemas.microsoft.com/office/drawing/2016/ink" xmlns:am3d="http://schemas.microsoft.com/office/drawing/2017/model3d" xmlns:o="urn:schemas-microsoft-com:office:office" xmlns:r="http://schemas.openxmlformats.org/officeDocument/2006/relationships" xmlns:m="http://schemas.openxmlformats.org/officeDocument/2006/math" xmlns:v="urn:schemas-microsoft-com:vml" xmlns:wp14="http://schemas.microsoft.com/office/word/2010/wordprocessingDrawing" xmlns:wp="http://schemas.openxmlformats.org/drawingml/2006/wordprocessingDrawing" xmlns:w10="urn:schemas-microsoft-com:office:word" xmlns:w="http://schemas.openxmlformats.org/wordprocessingml/2006/main" xmlns:w14="http://schemas.microsoft.com/office/word/2010/wordml" xmlns:w15="http://schemas.microsoft.com/office/word/2012/wordml" xmlns:w16cex="http://schemas.microsoft.com/office/word/2018/wordml/cex" xmlns:w16cid="http://schemas.microsoft.com/office/word/2016/wordml/cid" xmlns:w16="http://schemas.microsoft.com/office/word/2018/wordml" xmlns:w16sdtdh="http://schemas.microsoft.com/office/word/2020/wordml/sdtdatahash" xmlns:w16se="http://schemas.microsoft.com/office/word/2015/wordml/symex" xmlns:wpg="http://schemas.microsoft.com/office/word/2010/wordprocessingGroup" xmlns:wpi="http://schemas.microsoft.com/office/word/2010/wordprocessingInk" xmlns:wne="http://schemas.microsoft.com/office/word/2006/wordml" xmlns:wps="http://schemas.microsoft.com/office/word/2010/wordprocessingShape" mc:Ignorable="w14 w15 w16se w16cid w16 w16cex w16sdtdh wp14">
+<w:numbering xmlns:wpc="http://schemas.microsoft.com/office/word/2010/wordprocessingCanvas" xmlns:cx="http://schemas.microsoft.com/office/drawing/2014/chartex" xmlns:cx1="http://schemas.microsoft.com/office/drawing/2015/9/8/chartex" xmlns:cx2="http://schemas.microsoft.com/office/drawing/2015/10/21/chartex" xmlns:cx3="http://schemas.microsoft.com/office/drawing/2016/5/9/chartex" xmlns:cx4="http://schemas.microsoft.com/office/drawing/2016/5/10/chartex" xmlns:cx5="http://schemas.microsoft.com/office/drawing/2016/5/11/chartex" xmlns:cx6="http://schemas.microsoft.com/office/drawing/2016/5/12/chartex" xmlns:cx7="http://schemas.microsoft.com/office/drawing/2016/5/13/chartex" xmlns:cx8="http://schemas.microsoft.com/office/drawing/2016/5/14/chartex" xmlns:mc="http://schemas.openxmlformats.org/markup-compatibility/2006" xmlns:aink="http://schemas.microsoft.com/office/drawing/2016/ink" xmlns:am3d="http://schemas.microsoft.com/office/drawing/2017/model3d" xmlns:o="urn:schemas-microsoft-com:office:office" xmlns:oel="http://schemas.microsoft.com/office/2019/extlst" xmlns:r="http://schemas.openxmlformats.org/officeDocument/2006/relationships" xmlns:m="http://schemas.openxmlformats.org/officeDocument/2006/math" xmlns:v="urn:schemas-microsoft-com:vml" xmlns:wp14="http://schemas.microsoft.com/office/word/2010/wordprocessingDrawing" xmlns:wp="http://schemas.openxmlformats.org/drawingml/2006/wordprocessingDrawing" xmlns:w10="urn:schemas-microsoft-com:office:word" xmlns:w="http://schemas.openxmlformats.org/wordprocessingml/2006/main" xmlns:w14="http://schemas.microsoft.com/office/word/2010/wordml" xmlns:w15="http://schemas.microsoft.com/office/word/2012/wordml" xmlns:w16cex="http://schemas.microsoft.com/office/word/2018/wordml/cex" xmlns:w16cid="http://schemas.microsoft.com/office/word/2016/wordml/cid" xmlns:w16="http://schemas.microsoft.com/office/word/2018/wordml" xmlns:w16du="http://schemas.microsoft.com/office/word/2023/wordml/word16du" xmlns:w16sdtdh="http://schemas.microsoft.com/office/word/2020/wordml/sdtdatahash" xmlns:w16sdtfl="http://schemas.microsoft.com/office/word/2024/wordml/sdtformatlock" xmlns:w16se="http://schemas.microsoft.com/office/word/2015/wordml/symex" xmlns:wpg="http://schemas.microsoft.com/office/word/2010/wordprocessingGroup" xmlns:wpi="http://schemas.microsoft.com/office/word/2010/wordprocessingInk" xmlns:wne="http://schemas.microsoft.com/office/word/2006/wordml" xmlns:wps="http://schemas.microsoft.com/office/word/2010/wordprocessingShape" mc:Ignorable="w14 w15 w16se w16cid w16 w16cex w16sdtdh w16sdtfl w16du wp14">
   <w:abstractNum w:abstractNumId="0" w15:restartNumberingAfterBreak="0">
     <w:nsid w:val="FFFFFF7C"/>
     <w:multiLevelType w:val="singleLevel"/>
@@ -555,38 +544,38 @@
       </w:rPr>
     </w:lvl>
   </w:abstractNum>
-  <w:num w:numId="1">
+  <w:num w:numId="1" w16cid:durableId="338966025">
     <w:abstractNumId w:val="8"/>
   </w:num>
-  <w:num w:numId="2">
+  <w:num w:numId="2" w16cid:durableId="240719456">
     <w:abstractNumId w:val="6"/>
   </w:num>
-  <w:num w:numId="3">
+  <w:num w:numId="3" w16cid:durableId="1624380206">
     <w:abstractNumId w:val="5"/>
   </w:num>
-  <w:num w:numId="4">
+  <w:num w:numId="4" w16cid:durableId="1464927538">
     <w:abstractNumId w:val="4"/>
   </w:num>
-  <w:num w:numId="5">
+  <w:num w:numId="5" w16cid:durableId="926571613">
     <w:abstractNumId w:val="7"/>
   </w:num>
-  <w:num w:numId="6">
+  <w:num w:numId="6" w16cid:durableId="1978292379">
     <w:abstractNumId w:val="3"/>
   </w:num>
-  <w:num w:numId="7">
+  <w:num w:numId="7" w16cid:durableId="2017421849">
     <w:abstractNumId w:val="2"/>
   </w:num>
-  <w:num w:numId="8">
+  <w:num w:numId="8" w16cid:durableId="1609433380">
     <w:abstractNumId w:val="1"/>
   </w:num>
-  <w:num w:numId="9">
+  <w:num w:numId="9" w16cid:durableId="1077436646">
     <w:abstractNumId w:val="0"/>
   </w:num>
 </w:numbering>
 </file>
 
 <file path=word/styles.xml><?xml version="1.0" encoding="utf-8"?>
-<w:styles xmlns:mc="http://schemas.openxmlformats.org/markup-compatibility/2006" xmlns:r="http://schemas.openxmlformats.org/officeDocument/2006/relationships" xmlns:w="http://schemas.openxmlformats.org/wordprocessingml/2006/main" xmlns:w14="http://schemas.microsoft.com/office/word/2010/wordml" xmlns:w15="http://schemas.microsoft.com/office/word/2012/wordml" xmlns:w16cex="http://schemas.microsoft.com/office/word/2018/wordml/cex" xmlns:w16cid="http://schemas.microsoft.com/office/word/2016/wordml/cid" xmlns:w16="http://schemas.microsoft.com/office/word/2018/wordml" xmlns:w16sdtdh="http://schemas.microsoft.com/office/word/2020/wordml/sdtdatahash" xmlns:w16se="http://schemas.microsoft.com/office/word/2015/wordml/symex" mc:Ignorable="w14 w15 w16se w16cid w16 w16cex w16sdtdh">
+<w:styles xmlns:mc="http://schemas.openxmlformats.org/markup-compatibility/2006" xmlns:r="http://schemas.openxmlformats.org/officeDocument/2006/relationships" xmlns:w="http://schemas.openxmlformats.org/wordprocessingml/2006/main" xmlns:w14="http://schemas.microsoft.com/office/word/2010/wordml" xmlns:w15="http://schemas.microsoft.com/office/word/2012/wordml" xmlns:w16cex="http://schemas.microsoft.com/office/word/2018/wordml/cex" xmlns:w16cid="http://schemas.microsoft.com/office/word/2016/wordml/cid" xmlns:w16="http://schemas.microsoft.com/office/word/2018/wordml" xmlns:w16du="http://schemas.microsoft.com/office/word/2023/wordml/word16du" xmlns:w16sdtdh="http://schemas.microsoft.com/office/word/2020/wordml/sdtdatahash" xmlns:w16sdtfl="http://schemas.microsoft.com/office/word/2024/wordml/sdtformatlock" xmlns:w16se="http://schemas.microsoft.com/office/word/2015/wordml/symex" mc:Ignorable="w14 w15 w16se w16cid w16 w16cex w16sdtdh w16sdtfl w16du">
   <w:docDefaults>
     <w:rPrDefault>
       <w:rPr>
@@ -870,11 +859,6 @@
     <w:lsdException w:name="Book Title" w:uiPriority="33" w:qFormat="1"/>
     <w:lsdException w:name="Bibliography" w:semiHidden="1" w:uiPriority="37" w:unhideWhenUsed="1"/>
     <w:lsdException w:name="TOC Heading" w:semiHidden="1" w:uiPriority="39" w:unhideWhenUsed="1" w:qFormat="1"/>
-    <w:lsdException w:name="Plain Table 5" w:semiHidden="1" w:unhideWhenUsed="1"/>
-    <w:lsdException w:name="Grid Table Light" w:semiHidden="1" w:unhideWhenUsed="1"/>
-    <w:lsdException w:name="Grid Table 1 Light" w:semiHidden="1" w:unhideWhenUsed="1"/>
-    <w:lsdException w:name="Grid Table 2" w:semiHidden="1" w:unhideWhenUsed="1"/>
-    <w:lsdException w:name="Grid Table 3" w:semiHidden="1" w:unhideWhenUsed="1"/>
     <w:lsdException w:name="Grid Table 4" w:uiPriority="49"/>
     <w:lsdException w:name="Grid Table 5 Dark" w:uiPriority="50"/>
     <w:lsdException w:name="Grid Table 6 Colorful" w:uiPriority="51"/>
